--- a/backend/secure-files/portfolios-docx/NMX-25.docx
+++ b/backend/secure-files/portfolios-docx/NMX-25.docx
@@ -1046,6 +1046,62 @@
           <w:sz w:val="21"/>
         </w:rPr>
         <w:t>NMX-25 es el constructor de platillos basado en equivalentes autorizados: arma recetas por tiempo de comida respetando los 13 grupos de intercambio UDD 2021 sobre base INTA 2018, con control celda a celda entre lo consumido y lo autorizado. Su principio de cálculo es explícito: los nutrientes por porción se calculan sin factor de rendimiento, porque se asume pérdida de agua y no de macronutrientes; el peso final cocido de la olla es opcional y solo sirve para expresar la densidad por 100 g servidos. El libro tiene 10 hojas (~1.265 fórmulas, 1 gráfico y 6 validaciones). La base INTA 2018 es de distribución autorizada por el titular. Es una herramienta educativa, no una prescripción clínica.</w:t>
+      </w:r>
+    </w:p>
+    <w:p>
+      <w:pPr>
+        <w:keepNext/>
+        <w:spacing w:before="120" w:after="20"/>
+        <w:jc w:val="center"/>
+      </w:pPr>
+      <w:r>
+        <w:drawing>
+          <wp:inline xmlns:a="http://schemas.openxmlformats.org/drawingml/2006/main" xmlns:pic="http://schemas.openxmlformats.org/drawingml/2006/picture">
+            <wp:extent cx="5580000" cy="4311818"/>
+            <wp:docPr id="1" name="Picture 1"/>
+            <wp:cNvGraphicFramePr>
+              <a:graphicFrameLocks noChangeAspect="1"/>
+            </wp:cNvGraphicFramePr>
+            <a:graphic>
+              <a:graphicData uri="http://schemas.openxmlformats.org/drawingml/2006/picture">
+                <pic:pic>
+                  <pic:nvPicPr>
+                    <pic:cNvPr id="0" name="NMX-25_01_INICIO_01.png"/>
+                    <pic:cNvPicPr/>
+                  </pic:nvPicPr>
+                  <pic:blipFill>
+                    <a:blip r:embed="rId10"/>
+                    <a:stretch>
+                      <a:fillRect/>
+                    </a:stretch>
+                  </pic:blipFill>
+                  <pic:spPr>
+                    <a:xfrm>
+                      <a:off x="0" y="0"/>
+                      <a:ext cx="5580000" cy="4311818"/>
+                    </a:xfrm>
+                    <a:prstGeom prst="rect"/>
+                  </pic:spPr>
+                </pic:pic>
+              </a:graphicData>
+            </a:graphic>
+          </wp:inline>
+        </w:drawing>
+      </w:r>
+    </w:p>
+    <w:p>
+      <w:pPr>
+        <w:spacing w:before="0" w:after="160"/>
+        <w:jc w:val="center"/>
+      </w:pPr>
+      <w:r>
+        <w:rPr>
+          <w:rFonts w:ascii="Calibri" w:hAnsi="Calibri"/>
+          <w:b/>
+          <w:color w:val="45565E"/>
+          <w:sz w:val="17"/>
+        </w:rPr>
+        <w:t>Figura 1. Vista inicial (hoja INICIO).</w:t>
       </w:r>
     </w:p>
     <w:tbl>
@@ -2165,6 +2221,62 @@
         <w:t>Ingredientes / recetas (base INTA 2018), Peso cocido de la olla (opcional)</w:t>
       </w:r>
     </w:p>
+    <w:p>
+      <w:pPr>
+        <w:keepNext/>
+        <w:spacing w:before="120" w:after="20"/>
+        <w:jc w:val="center"/>
+      </w:pPr>
+      <w:r>
+        <w:drawing>
+          <wp:inline xmlns:a="http://schemas.openxmlformats.org/drawingml/2006/main" xmlns:pic="http://schemas.openxmlformats.org/drawingml/2006/picture">
+            <wp:extent cx="5580000" cy="4311818"/>
+            <wp:docPr id="2" name="Picture 2"/>
+            <wp:cNvGraphicFramePr>
+              <a:graphicFrameLocks noChangeAspect="1"/>
+            </wp:cNvGraphicFramePr>
+            <a:graphic>
+              <a:graphicData uri="http://schemas.openxmlformats.org/drawingml/2006/picture">
+                <pic:pic>
+                  <pic:nvPicPr>
+                    <pic:cNvPr id="0" name="NMX-25_09_DATOS.png"/>
+                    <pic:cNvPicPr/>
+                  </pic:nvPicPr>
+                  <pic:blipFill>
+                    <a:blip r:embed="rId11"/>
+                    <a:stretch>
+                      <a:fillRect/>
+                    </a:stretch>
+                  </pic:blipFill>
+                  <pic:spPr>
+                    <a:xfrm>
+                      <a:off x="0" y="0"/>
+                      <a:ext cx="5580000" cy="4311818"/>
+                    </a:xfrm>
+                    <a:prstGeom prst="rect"/>
+                  </pic:spPr>
+                </pic:pic>
+              </a:graphicData>
+            </a:graphic>
+          </wp:inline>
+        </w:drawing>
+      </w:r>
+    </w:p>
+    <w:p>
+      <w:pPr>
+        <w:spacing w:before="0" w:after="160"/>
+        <w:jc w:val="center"/>
+      </w:pPr>
+      <w:r>
+        <w:rPr>
+          <w:rFonts w:ascii="Calibri" w:hAnsi="Calibri"/>
+          <w:b/>
+          <w:color w:val="45565E"/>
+          <w:sz w:val="17"/>
+        </w:rPr>
+        <w:t>Figura 2. Pantalla de ingreso de datos.</w:t>
+      </w:r>
+    </w:p>
     <w:tbl>
       <w:tblPr>
         <w:tblW w:type="auto" w:w="0"/>
@@ -2594,6 +2706,62 @@
         </w:tc>
       </w:tr>
     </w:tbl>
+    <w:p>
+      <w:pPr>
+        <w:keepNext/>
+        <w:spacing w:before="120" w:after="20"/>
+        <w:jc w:val="center"/>
+      </w:pPr>
+      <w:r>
+        <w:drawing>
+          <wp:inline xmlns:a="http://schemas.openxmlformats.org/drawingml/2006/main" xmlns:pic="http://schemas.openxmlformats.org/drawingml/2006/picture">
+            <wp:extent cx="5580000" cy="4311818"/>
+            <wp:docPr id="3" name="Picture 3"/>
+            <wp:cNvGraphicFramePr>
+              <a:graphicFrameLocks noChangeAspect="1"/>
+            </wp:cNvGraphicFramePr>
+            <a:graphic>
+              <a:graphicData uri="http://schemas.openxmlformats.org/drawingml/2006/picture">
+                <pic:pic>
+                  <pic:nvPicPr>
+                    <pic:cNvPr id="0" name="NMX-25_05_RESULTADOS_01.png"/>
+                    <pic:cNvPicPr/>
+                  </pic:nvPicPr>
+                  <pic:blipFill>
+                    <a:blip r:embed="rId12"/>
+                    <a:stretch>
+                      <a:fillRect/>
+                    </a:stretch>
+                  </pic:blipFill>
+                  <pic:spPr>
+                    <a:xfrm>
+                      <a:off x="0" y="0"/>
+                      <a:ext cx="5580000" cy="4311818"/>
+                    </a:xfrm>
+                    <a:prstGeom prst="rect"/>
+                  </pic:spPr>
+                </pic:pic>
+              </a:graphicData>
+            </a:graphic>
+          </wp:inline>
+        </w:drawing>
+      </w:r>
+    </w:p>
+    <w:p>
+      <w:pPr>
+        <w:spacing w:before="0" w:after="160"/>
+        <w:jc w:val="center"/>
+      </w:pPr>
+      <w:r>
+        <w:rPr>
+          <w:rFonts w:ascii="Calibri" w:hAnsi="Calibri"/>
+          <w:b/>
+          <w:color w:val="45565E"/>
+          <w:sz w:val="17"/>
+        </w:rPr>
+        <w:t>Figura 3. Visualización de resultados.</w:t>
+      </w:r>
+    </w:p>
     <w:tbl>
       <w:tblPr>
         <w:tblW w:type="auto" w:w="0"/>
@@ -3296,6 +3464,62 @@
         </w:tc>
       </w:tr>
     </w:tbl>
+    <w:p>
+      <w:pPr>
+        <w:keepNext/>
+        <w:spacing w:before="120" w:after="20"/>
+        <w:jc w:val="center"/>
+      </w:pPr>
+      <w:r>
+        <w:drawing>
+          <wp:inline xmlns:a="http://schemas.openxmlformats.org/drawingml/2006/main" xmlns:pic="http://schemas.openxmlformats.org/drawingml/2006/picture">
+            <wp:extent cx="5580000" cy="4311818"/>
+            <wp:docPr id="4" name="Picture 4"/>
+            <wp:cNvGraphicFramePr>
+              <a:graphicFrameLocks noChangeAspect="1"/>
+            </wp:cNvGraphicFramePr>
+            <a:graphic>
+              <a:graphicData uri="http://schemas.openxmlformats.org/drawingml/2006/picture">
+                <pic:pic>
+                  <pic:nvPicPr>
+                    <pic:cNvPr id="0" name="NMX-25_08_FUENTES.png"/>
+                    <pic:cNvPicPr/>
+                  </pic:nvPicPr>
+                  <pic:blipFill>
+                    <a:blip r:embed="rId13"/>
+                    <a:stretch>
+                      <a:fillRect/>
+                    </a:stretch>
+                  </pic:blipFill>
+                  <pic:spPr>
+                    <a:xfrm>
+                      <a:off x="0" y="0"/>
+                      <a:ext cx="5580000" cy="4311818"/>
+                    </a:xfrm>
+                    <a:prstGeom prst="rect"/>
+                  </pic:spPr>
+                </pic:pic>
+              </a:graphicData>
+            </a:graphic>
+          </wp:inline>
+        </w:drawing>
+      </w:r>
+    </w:p>
+    <w:p>
+      <w:pPr>
+        <w:spacing w:before="0" w:after="160"/>
+        <w:jc w:val="center"/>
+      </w:pPr>
+      <w:r>
+        <w:rPr>
+          <w:rFonts w:ascii="Calibri" w:hAnsi="Calibri"/>
+          <w:b/>
+          <w:color w:val="45565E"/>
+          <w:sz w:val="17"/>
+        </w:rPr>
+        <w:t>Figura 4. Fuentes y trazabilidad.</w:t>
+      </w:r>
+    </w:p>
     <w:tbl>
       <w:tblPr>
         <w:tblW w:type="auto" w:w="0"/>
@@ -3734,32 +3958,129 @@
     </w:p>
     <w:p>
       <w:pPr>
-        <w:spacing w:before="40" w:after="40" w:line="276" w:lineRule="auto"/>
+        <w:keepNext/>
+        <w:spacing w:before="120" w:after="20"/>
+        <w:jc w:val="center"/>
+      </w:pPr>
+      <w:r>
+        <w:drawing>
+          <wp:inline xmlns:a="http://schemas.openxmlformats.org/drawingml/2006/main" xmlns:pic="http://schemas.openxmlformats.org/drawingml/2006/picture">
+            <wp:extent cx="5580000" cy="4311818"/>
+            <wp:docPr id="5" name="Picture 5"/>
+            <wp:cNvGraphicFramePr>
+              <a:graphicFrameLocks noChangeAspect="1"/>
+            </wp:cNvGraphicFramePr>
+            <a:graphic>
+              <a:graphicData uri="http://schemas.openxmlformats.org/drawingml/2006/picture">
+                <pic:pic>
+                  <pic:nvPicPr>
+                    <pic:cNvPr id="0" name="NMX-25_01_INICIO_02.png"/>
+                    <pic:cNvPicPr/>
+                  </pic:nvPicPr>
+                  <pic:blipFill>
+                    <a:blip r:embed="rId14"/>
+                    <a:stretch>
+                      <a:fillRect/>
+                    </a:stretch>
+                  </pic:blipFill>
+                  <pic:spPr>
+                    <a:xfrm>
+                      <a:off x="0" y="0"/>
+                      <a:ext cx="5580000" cy="4311818"/>
+                    </a:xfrm>
+                    <a:prstGeom prst="rect"/>
+                  </pic:spPr>
+                </pic:pic>
+              </a:graphicData>
+            </a:graphic>
+          </wp:inline>
+        </w:drawing>
+      </w:r>
+    </w:p>
+    <w:p>
+      <w:pPr>
+        <w:spacing w:before="0" w:after="160"/>
+        <w:jc w:val="center"/>
       </w:pPr>
       <w:r>
         <w:rPr>
           <w:rFonts w:ascii="Calibri" w:hAnsi="Calibri"/>
           <w:b/>
-          <w:i w:val="0"/>
-          <w:color w:val="C08A2B"/>
-          <w:sz w:val="20"/>
+          <w:color w:val="45565E"/>
+          <w:sz w:val="17"/>
         </w:rPr>
-        <w:t>CAPTURA_NO_GENERADA_POR_LIMITACIÓN_DEL_ENTORNO.</w:t>
+        <w:t>Figura 5. Vista inicial (hoja INICIO).</w:t>
       </w:r>
     </w:p>
     <w:p>
       <w:pPr>
-        <w:spacing w:before="40" w:after="80" w:line="276" w:lineRule="auto"/>
+        <w:keepNext/>
+        <w:spacing w:before="120" w:after="20"/>
+        <w:jc w:val="center"/>
+      </w:pPr>
+      <w:r>
+        <w:drawing>
+          <wp:inline xmlns:a="http://schemas.openxmlformats.org/drawingml/2006/main" xmlns:pic="http://schemas.openxmlformats.org/drawingml/2006/picture">
+            <wp:extent cx="5580000" cy="4311818"/>
+            <wp:docPr id="6" name="Picture 6"/>
+            <wp:cNvGraphicFramePr>
+              <a:graphicFrameLocks noChangeAspect="1"/>
+            </wp:cNvGraphicFramePr>
+            <a:graphic>
+              <a:graphicData uri="http://schemas.openxmlformats.org/drawingml/2006/picture">
+                <pic:pic>
+                  <pic:nvPicPr>
+                    <pic:cNvPr id="0" name="NMX-25_05_RESULTADOS_02.png"/>
+                    <pic:cNvPicPr/>
+                  </pic:nvPicPr>
+                  <pic:blipFill>
+                    <a:blip r:embed="rId15"/>
+                    <a:stretch>
+                      <a:fillRect/>
+                    </a:stretch>
+                  </pic:blipFill>
+                  <pic:spPr>
+                    <a:xfrm>
+                      <a:off x="0" y="0"/>
+                      <a:ext cx="5580000" cy="4311818"/>
+                    </a:xfrm>
+                    <a:prstGeom prst="rect"/>
+                  </pic:spPr>
+                </pic:pic>
+              </a:graphicData>
+            </a:graphic>
+          </wp:inline>
+        </w:drawing>
+      </w:r>
+    </w:p>
+    <w:p>
+      <w:pPr>
+        <w:spacing w:before="0" w:after="160"/>
+        <w:jc w:val="center"/>
       </w:pPr>
       <w:r>
         <w:rPr>
           <w:rFonts w:ascii="Calibri" w:hAnsi="Calibri"/>
-          <w:b w:val="0"/>
-          <w:i w:val="0"/>
+          <w:b/>
           <w:color w:val="45565E"/>
-          <w:sz w:val="19"/>
+          <w:sz w:val="17"/>
         </w:rPr>
-        <w:t>El entorno de generación de este portafolio no renderiza de forma fiel el archivo XLSX original, por lo que no se incluyen capturas simuladas. Las hojas reales del libro pueden abrirse en Microsoft Excel según la compatibilidad indicada.</w:t>
+        <w:t>Figura 6. Visualización de resultados.</w:t>
+      </w:r>
+    </w:p>
+    <w:p>
+      <w:pPr>
+        <w:spacing w:after="120"/>
+        <w:jc w:val="center"/>
+      </w:pPr>
+      <w:r>
+        <w:rPr>
+          <w:rFonts w:ascii="Calibri" w:hAnsi="Calibri"/>
+          <w:i/>
+          <w:color w:val="45565E"/>
+          <w:sz w:val="15"/>
+        </w:rPr>
+        <w:t>Captura real del archivo Excel NUTRIMETRÍA correspondiente al producto.</w:t>
       </w:r>
     </w:p>
     <w:tbl>
